--- a/en/wisdom-stories/i-am-waiting-for-the-teeth.docx
+++ b/en/wisdom-stories/i-am-waiting-for-the-teeth.docx
@@ -13,7 +13,7 @@
     <w:p>
       <w:pPr/>
       <w:r>
-        <w:t>On a cold winter evening, an elderly couple entered McDonald’s. The husband bought one hamburger, a large portion of fries, and a large Coke. At their table, he cut the burger in half and divided the fries equally. Then he took a sip of Coke and passed it to his wife.</w:t>
+        <w:t>On a cold winter evening, an elderly couple entered McDonald’s. The husband bought one hamburger, a large portion of fries, and a large Coke. At their table, he cut the burger in half and put that half in front of his wife, counted the fries one by one, and gave her half. Then he took a sip of Coke and passed it to his wife.</w:t>
       </w:r>
     </w:p>
     <w:p>
@@ -35,13 +35,13 @@
         <w:spacing w:after="80"/>
       </w:pPr>
       <w:r>
-        <w:t>Eventually, a young employee approached.</w:t>
+        <w:t>At last one young employee’s patience ran out, and he approached the couple.</w:t>
       </w:r>
     </w:p>
     <w:p>
       <w:pPr/>
       <w:r>
-        <w:t>“Excuse me, sir. Your wife hasn’t touched her food. If she doesn’t like it, could I bring her something else?”</w:t>
+        <w:t>“Excuse me, sir. I’ve been watching you for a while: you are eating, but your wife hasn’t touched the food. If she doesn’t like it, could I bring her something else?”</w:t>
       </w:r>
     </w:p>
     <w:p>
@@ -49,7 +49,7 @@
         <w:spacing w:after="80"/>
       </w:pPr>
       <w:r>
-        <w:t>The man smiled.</w:t>
+        <w:t>The elderly man said:</w:t>
       </w:r>
     </w:p>
     <w:p>
@@ -81,7 +81,7 @@
         <w:spacing w:after="80"/>
       </w:pPr>
       <w:r>
-        <w:t>The old woman points to her husband and replies:</w:t>
+        <w:t>The old woman pointed to her husband and replied:</w:t>
       </w:r>
     </w:p>
     <w:p>
@@ -103,11 +103,9 @@
         <w:rPr>
           <w:b/>
         </w:rPr>
-        <w:t>Moral:</w:t>
+        <w:t>Moral: No one should be left in need of the one they love. May Allah not leave anyone helpless, even in their own family.</w:t>
       </w:r>
-      <w:r>
-        <w:t xml:space="preserve"> No one should be left in need of the one they love. May Allah not leave anyone helpless, even in their own family.</w:t>
-      </w:r>
+      <w:r/>
     </w:p>
     <w:p>
       <w:pPr>
@@ -118,7 +116,7 @@
           <w:i/>
           <w:sz w:val="18"/>
         </w:rPr>
-        <w:t>Source: Publicly available internet sources.</w:t>
+        <w:t>Stories are taken from open Internet sources; illustrations were created with AI.</w:t>
       </w:r>
     </w:p>
     <w:sectPr>
